--- a/atelier/capsule_065_exceptions.docx
+++ b/atelier/capsule_065_exceptions.docx
@@ -343,7 +343,7 @@
           </w:tcPr>
           <w:p>
             <w:r>
-              <w:t xml:space="preserve">Déploiement restreint à main (#63), gouvernance des branches (#64)</w:t>
+              <w:t xml:space="preserve">Déploiement restreint à main, gouvernance des branches</w:t>
             </w:r>
           </w:p>
         </w:tc>
@@ -362,7 +362,7 @@
         <w:spacing w:after="120"/>
       </w:pPr>
       <w:r>
-        <w:t xml:space="preserve">On a posé la règle (#63) : on déploie depuis main, point. C'est juste. Mais la vraie vie présente des cas où l'on doit agir vite ou différemment — et si on a juré qu'« il n'y a jamais d'exception », ces cas se règlent en catimini, en bricolage, hors de tout cadre. C'est le pire des deux mondes : on a une règle qu'on viole en cachette.</w:t>
+        <w:t xml:space="preserve">On a posé la règle : on déploie depuis main, point. C'est juste. Mais la vraie vie présente des cas où l'on doit agir vite ou différemment — et si on a juré qu'« il n'y a jamais d'exception », ces cas se règlent en catimini, en bricolage, hors de tout cadre. C'est le pire des deux mondes : on a une règle qu'on viole en cachette.</w:t>
       </w:r>
     </w:p>
     <w:p>
@@ -424,7 +424,7 @@
               <w:spacing w:after="40"/>
             </w:pPr>
             <w:r>
-              <w:t xml:space="preserve">Une exception DOCUMENTÉE n'est plus une exception : c'est un process. Ce qu'on combat (#63), ce n'est pas le hotfix légitime — c'est le déploiement hors main NON PRÉVU et NON TRACÉ.</w:t>
+              <w:t xml:space="preserve">Une exception DOCUMENTÉE n'est plus une exception : c'est un process. Ce qu'on combat, ce n'est pas le hotfix légitime — c'est le déploiement hors main NON PRÉVU et NON TRACÉ.</w:t>
             </w:r>
           </w:p>
           <w:p>
@@ -584,33 +584,33 @@
                 <w:sz w:val="19"/>
                 <w:szCs w:val="19"/>
               </w:rPr>
-              <w:t xml:space="preserve">  - Critère clair : qu'est-ce qui justifie un hotfix ?</w:t>
-            </w:r>
-          </w:p>
-          <w:p>
-            <w:pPr>
-              <w:spacing w:after="24"/>
-            </w:pPr>
-            <w:r>
-              <w:rPr>
-                <w:rFonts w:ascii="Consolas" w:cs="Consolas" w:eastAsia="Consolas" w:hAnsi="Consolas"/>
-                <w:sz w:val="19"/>
-                <w:szCs w:val="19"/>
-              </w:rPr>
-              <w:t xml:space="preserve">    (incident bloquant en prod, pas un petit bug qui attend)</w:t>
-            </w:r>
-          </w:p>
-          <w:p>
-            <w:pPr>
-              <w:spacing w:after="24"/>
-            </w:pPr>
-            <w:r>
-              <w:rPr>
-                <w:rFonts w:ascii="Consolas" w:cs="Consolas" w:eastAsia="Consolas" w:hAnsi="Consolas"/>
-                <w:sz w:val="19"/>
-                <w:szCs w:val="19"/>
-              </w:rPr>
-              <w:t xml:space="preserve">  - Qui peut le décider : [rôle, ex. astreinte + lead]</w:t>
+              <w:t xml:space="preserve"> - Critère clair : qu'est-ce qui justifie un hotfix ?</w:t>
+            </w:r>
+          </w:p>
+          <w:p>
+            <w:pPr>
+              <w:spacing w:after="24"/>
+            </w:pPr>
+            <w:r>
+              <w:rPr>
+                <w:rFonts w:ascii="Consolas" w:cs="Consolas" w:eastAsia="Consolas" w:hAnsi="Consolas"/>
+                <w:sz w:val="19"/>
+                <w:szCs w:val="19"/>
+              </w:rPr>
+              <w:t xml:space="preserve"> (incident bloquant en prod, pas un petit bug qui attend)</w:t>
+            </w:r>
+          </w:p>
+          <w:p>
+            <w:pPr>
+              <w:spacing w:after="24"/>
+            </w:pPr>
+            <w:r>
+              <w:rPr>
+                <w:rFonts w:ascii="Consolas" w:cs="Consolas" w:eastAsia="Consolas" w:hAnsi="Consolas"/>
+                <w:sz w:val="19"/>
+                <w:szCs w:val="19"/>
+              </w:rPr>
+              <w:t xml:space="preserve"> - Qui peut le décider : [rôle, ex. astreinte + lead]</w:t>
             </w:r>
           </w:p>
           <w:p>
@@ -649,33 +649,33 @@
                 <w:sz w:val="19"/>
                 <w:szCs w:val="19"/>
               </w:rPr>
-              <w:t xml:space="preserve">  - Partir du tag exact qui est EN PRODUCTION (pas de main</w:t>
-            </w:r>
-          </w:p>
-          <w:p>
-            <w:pPr>
-              <w:spacing w:after="24"/>
-            </w:pPr>
-            <w:r>
-              <w:rPr>
-                <w:rFonts w:ascii="Consolas" w:cs="Consolas" w:eastAsia="Consolas" w:hAnsi="Consolas"/>
-                <w:sz w:val="19"/>
-                <w:szCs w:val="19"/>
-              </w:rPr>
-              <w:t xml:space="preserve">    qui aurait avancé), pour ne corriger QUE le bug</w:t>
-            </w:r>
-          </w:p>
-          <w:p>
-            <w:pPr>
-              <w:spacing w:after="24"/>
-            </w:pPr>
-            <w:r>
-              <w:rPr>
-                <w:rFonts w:ascii="Consolas" w:cs="Consolas" w:eastAsia="Consolas" w:hAnsi="Consolas"/>
-                <w:sz w:val="19"/>
-                <w:szCs w:val="19"/>
-              </w:rPr>
-              <w:t xml:space="preserve">    sans embarquer du code non prêt.   -&gt;  hotfix/x.y.z</w:t>
+              <w:t xml:space="preserve"> - Partir du tag exact qui est EN PRODUCTION (pas de main</w:t>
+            </w:r>
+          </w:p>
+          <w:p>
+            <w:pPr>
+              <w:spacing w:after="24"/>
+            </w:pPr>
+            <w:r>
+              <w:rPr>
+                <w:rFonts w:ascii="Consolas" w:cs="Consolas" w:eastAsia="Consolas" w:hAnsi="Consolas"/>
+                <w:sz w:val="19"/>
+                <w:szCs w:val="19"/>
+              </w:rPr>
+              <w:t xml:space="preserve"> qui aurait avancé), pour ne corriger QUE le bug</w:t>
+            </w:r>
+          </w:p>
+          <w:p>
+            <w:pPr>
+              <w:spacing w:after="24"/>
+            </w:pPr>
+            <w:r>
+              <w:rPr>
+                <w:rFonts w:ascii="Consolas" w:cs="Consolas" w:eastAsia="Consolas" w:hAnsi="Consolas"/>
+                <w:sz w:val="19"/>
+                <w:szCs w:val="19"/>
+              </w:rPr>
+              <w:t xml:space="preserve"> sans embarquer du code non prêt. -&gt; hotfix/x.y.z</w:t>
             </w:r>
           </w:p>
           <w:p>
@@ -714,20 +714,20 @@
                 <w:sz w:val="19"/>
                 <w:szCs w:val="19"/>
               </w:rPr>
-              <w:t xml:space="preserve">  - Le plus petit changement possible qui corrige le bug.</w:t>
-            </w:r>
-          </w:p>
-          <w:p>
-            <w:pPr>
-              <w:spacing w:after="24"/>
-            </w:pPr>
-            <w:r>
-              <w:rPr>
-                <w:rFonts w:ascii="Consolas" w:cs="Consolas" w:eastAsia="Consolas" w:hAnsi="Consolas"/>
-                <w:sz w:val="19"/>
-                <w:szCs w:val="19"/>
-              </w:rPr>
-              <w:t xml:space="preserve">  - Pas de refactoring, pas d'ajout : on cible le bug.</w:t>
+              <w:t xml:space="preserve"> - Le plus petit changement possible qui corrige le bug.</w:t>
+            </w:r>
+          </w:p>
+          <w:p>
+            <w:pPr>
+              <w:spacing w:after="24"/>
+            </w:pPr>
+            <w:r>
+              <w:rPr>
+                <w:rFonts w:ascii="Consolas" w:cs="Consolas" w:eastAsia="Consolas" w:hAnsi="Consolas"/>
+                <w:sz w:val="19"/>
+                <w:szCs w:val="19"/>
+              </w:rPr>
+              <w:t xml:space="preserve"> - Pas de refactoring, pas d'ajout : on cible le bug.</w:t>
             </w:r>
           </w:p>
           <w:p>
@@ -766,33 +766,33 @@
                 <w:sz w:val="19"/>
                 <w:szCs w:val="19"/>
               </w:rPr>
-              <w:t xml:space="preserve">  - Pipeline complet (build + test) : OUI, même en urgence.</w:t>
-            </w:r>
-          </w:p>
-          <w:p>
-            <w:pPr>
-              <w:spacing w:after="24"/>
-            </w:pPr>
-            <w:r>
-              <w:rPr>
-                <w:rFonts w:ascii="Consolas" w:cs="Consolas" w:eastAsia="Consolas" w:hAnsi="Consolas"/>
-                <w:sz w:val="19"/>
-                <w:szCs w:val="19"/>
-              </w:rPr>
-              <w:t xml:space="preserve">  - Revue : maintenue mais accélérée (binôme / revue express).</w:t>
-            </w:r>
-          </w:p>
-          <w:p>
-            <w:pPr>
-              <w:spacing w:after="24"/>
-            </w:pPr>
-            <w:r>
-              <w:rPr>
-                <w:rFonts w:ascii="Consolas" w:cs="Consolas" w:eastAsia="Consolas" w:hAnsi="Consolas"/>
-                <w:sz w:val="19"/>
-                <w:szCs w:val="19"/>
-              </w:rPr>
-              <w:t xml:space="preserve">  - Quatre yeux conservés.</w:t>
+              <w:t xml:space="preserve"> - Pipeline complet (build + test) : OUI, même en urgence.</w:t>
+            </w:r>
+          </w:p>
+          <w:p>
+            <w:pPr>
+              <w:spacing w:after="24"/>
+            </w:pPr>
+            <w:r>
+              <w:rPr>
+                <w:rFonts w:ascii="Consolas" w:cs="Consolas" w:eastAsia="Consolas" w:hAnsi="Consolas"/>
+                <w:sz w:val="19"/>
+                <w:szCs w:val="19"/>
+              </w:rPr>
+              <w:t xml:space="preserve"> - Revue : maintenue mais accélérée (binôme / revue express).</w:t>
+            </w:r>
+          </w:p>
+          <w:p>
+            <w:pPr>
+              <w:spacing w:after="24"/>
+            </w:pPr>
+            <w:r>
+              <w:rPr>
+                <w:rFonts w:ascii="Consolas" w:cs="Consolas" w:eastAsia="Consolas" w:hAnsi="Consolas"/>
+                <w:sz w:val="19"/>
+                <w:szCs w:val="19"/>
+              </w:rPr>
+              <w:t xml:space="preserve"> - Quatre yeux conservés.</w:t>
             </w:r>
           </w:p>
           <w:p>
@@ -831,46 +831,46 @@
                 <w:sz w:val="19"/>
                 <w:szCs w:val="19"/>
               </w:rPr>
-              <w:t xml:space="preserve">  - Merge dans main (le correctif rejoint la source de vérité).</w:t>
-            </w:r>
-          </w:p>
-          <w:p>
-            <w:pPr>
-              <w:spacing w:after="24"/>
-            </w:pPr>
-            <w:r>
-              <w:rPr>
-                <w:rFonts w:ascii="Consolas" w:cs="Consolas" w:eastAsia="Consolas" w:hAnsi="Consolas"/>
-                <w:sz w:val="19"/>
-                <w:szCs w:val="19"/>
-              </w:rPr>
-              <w:t xml:space="preserve">  - Tag de la version corrective (ex. 2.3.1).</w:t>
-            </w:r>
-          </w:p>
-          <w:p>
-            <w:pPr>
-              <w:spacing w:after="24"/>
-            </w:pPr>
-            <w:r>
-              <w:rPr>
-                <w:rFonts w:ascii="Consolas" w:cs="Consolas" w:eastAsia="Consolas" w:hAnsi="Consolas"/>
-                <w:sz w:val="19"/>
-                <w:szCs w:val="19"/>
-              </w:rPr>
-              <w:t xml:space="preserve">  - Déploiement depuis main (la règle #63 est respectée).</w:t>
-            </w:r>
-          </w:p>
-          <w:p>
-            <w:pPr>
-              <w:spacing w:after="24"/>
-            </w:pPr>
-            <w:r>
-              <w:rPr>
-                <w:rFonts w:ascii="Consolas" w:cs="Consolas" w:eastAsia="Consolas" w:hAnsi="Consolas"/>
-                <w:sz w:val="19"/>
-                <w:szCs w:val="19"/>
-              </w:rPr>
-              <w:t xml:space="preserve">  - Si modèle GitFlow : reporter AUSSI dans develop.</w:t>
+              <w:t xml:space="preserve"> - Merge dans main (le correctif rejoint la source de vérité).</w:t>
+            </w:r>
+          </w:p>
+          <w:p>
+            <w:pPr>
+              <w:spacing w:after="24"/>
+            </w:pPr>
+            <w:r>
+              <w:rPr>
+                <w:rFonts w:ascii="Consolas" w:cs="Consolas" w:eastAsia="Consolas" w:hAnsi="Consolas"/>
+                <w:sz w:val="19"/>
+                <w:szCs w:val="19"/>
+              </w:rPr>
+              <w:t xml:space="preserve"> - Tag de la version corrective (ex. 2.3.1).</w:t>
+            </w:r>
+          </w:p>
+          <w:p>
+            <w:pPr>
+              <w:spacing w:after="24"/>
+            </w:pPr>
+            <w:r>
+              <w:rPr>
+                <w:rFonts w:ascii="Consolas" w:cs="Consolas" w:eastAsia="Consolas" w:hAnsi="Consolas"/>
+                <w:sz w:val="19"/>
+                <w:szCs w:val="19"/>
+              </w:rPr>
+              <w:t xml:space="preserve"> - Déploiement depuis main (la règle est respectée).</w:t>
+            </w:r>
+          </w:p>
+          <w:p>
+            <w:pPr>
+              <w:spacing w:after="24"/>
+            </w:pPr>
+            <w:r>
+              <w:rPr>
+                <w:rFonts w:ascii="Consolas" w:cs="Consolas" w:eastAsia="Consolas" w:hAnsi="Consolas"/>
+                <w:sz w:val="19"/>
+                <w:szCs w:val="19"/>
+              </w:rPr>
+              <w:t xml:space="preserve"> - Si modèle GitFlow : reporter AUSSI dans develop.</w:t>
             </w:r>
           </w:p>
           <w:p>
@@ -909,20 +909,20 @@
                 <w:sz w:val="19"/>
                 <w:szCs w:val="19"/>
               </w:rPr>
-              <w:t xml:space="preserve">  - Lien incident &lt;-&gt; hotfix &lt;-&gt; tag &lt;-&gt; déploiement.</w:t>
-            </w:r>
-          </w:p>
-          <w:p>
-            <w:pPr>
-              <w:spacing w:after="24"/>
-            </w:pPr>
-            <w:r>
-              <w:rPr>
-                <w:rFonts w:ascii="Consolas" w:cs="Consolas" w:eastAsia="Consolas" w:hAnsi="Consolas"/>
-                <w:sz w:val="19"/>
-                <w:szCs w:val="19"/>
-              </w:rPr>
-              <w:t xml:space="preserve">  - Post-mortem si l'incident le justifie (cf. blameless).</w:t>
+              <w:t xml:space="preserve"> - Lien incident &lt;-&gt; hotfix &lt;-&gt; tag &lt;-&gt; déploiement.</w:t>
+            </w:r>
+          </w:p>
+          <w:p>
+            <w:pPr>
+              <w:spacing w:after="24"/>
+            </w:pPr>
+            <w:r>
+              <w:rPr>
+                <w:rFonts w:ascii="Consolas" w:cs="Consolas" w:eastAsia="Consolas" w:hAnsi="Consolas"/>
+                <w:sz w:val="19"/>
+                <w:szCs w:val="19"/>
+              </w:rPr>
+              <w:t xml:space="preserve"> - Post-mortem si l'incident le justifie (cf. blameless).</w:t>
             </w:r>
           </w:p>
         </w:tc>
@@ -1003,7 +1003,7 @@
               <w:spacing w:after="40"/>
             </w:pPr>
             <w:r>
-              <w:t xml:space="preserve">Le hotfix non réintégré dans main/develop (le bug revient au prochain déploiement — galère classique vue en #64-A).</w:t>
+              <w:t xml:space="preserve">Le hotfix non réintégré dans main/develop (le bug revient au prochain déploiement — galère classique vue en-A).</w:t>
             </w:r>
           </w:p>
         </w:tc>
@@ -1188,20 +1188,20 @@
                 <w:sz w:val="19"/>
                 <w:szCs w:val="19"/>
               </w:rPr>
-              <w:t xml:space="preserve">  - Quand : la version cible est complète et prête à stabiliser.</w:t>
-            </w:r>
-          </w:p>
-          <w:p>
-            <w:pPr>
-              <w:spacing w:after="24"/>
-            </w:pPr>
-            <w:r>
-              <w:rPr>
-                <w:rFonts w:ascii="Consolas" w:cs="Consolas" w:eastAsia="Consolas" w:hAnsi="Consolas"/>
-                <w:sz w:val="19"/>
-                <w:szCs w:val="19"/>
-              </w:rPr>
-              <w:t xml:space="preserve">  - Qui décide : [rôle, ex. PO + lead].</w:t>
+              <w:t xml:space="preserve"> - Quand : la version cible est complète et prête à stabiliser.</w:t>
+            </w:r>
+          </w:p>
+          <w:p>
+            <w:pPr>
+              <w:spacing w:after="24"/>
+            </w:pPr>
+            <w:r>
+              <w:rPr>
+                <w:rFonts w:ascii="Consolas" w:cs="Consolas" w:eastAsia="Consolas" w:hAnsi="Consolas"/>
+                <w:sz w:val="19"/>
+                <w:szCs w:val="19"/>
+              </w:rPr>
+              <w:t xml:space="preserve"> - Qui décide : [rôle, ex. PO + lead].</w:t>
             </w:r>
           </w:p>
           <w:p>
@@ -1240,33 +1240,33 @@
                 <w:sz w:val="19"/>
                 <w:szCs w:val="19"/>
               </w:rPr>
-              <w:t xml:space="preserve">  - Créer la branche de release depuis la base d'intégration.</w:t>
-            </w:r>
-          </w:p>
-          <w:p>
-            <w:pPr>
-              <w:spacing w:after="24"/>
-            </w:pPr>
-            <w:r>
-              <w:rPr>
-                <w:rFonts w:ascii="Consolas" w:cs="Consolas" w:eastAsia="Consolas" w:hAnsi="Consolas"/>
-                <w:sz w:val="19"/>
-                <w:szCs w:val="19"/>
-              </w:rPr>
-              <w:t xml:space="preserve">  - PLUS de nouvelle fonctionnalité : seulement</w:t>
-            </w:r>
-          </w:p>
-          <w:p>
-            <w:pPr>
-              <w:spacing w:after="24"/>
-            </w:pPr>
-            <w:r>
-              <w:rPr>
-                <w:rFonts w:ascii="Consolas" w:cs="Consolas" w:eastAsia="Consolas" w:hAnsi="Consolas"/>
-                <w:sz w:val="19"/>
-                <w:szCs w:val="19"/>
-              </w:rPr>
-              <w:t xml:space="preserve">    stabilisation, correctifs, doc, numéro de version.</w:t>
+              <w:t xml:space="preserve"> - Créer la branche de release depuis la base d'intégration.</w:t>
+            </w:r>
+          </w:p>
+          <w:p>
+            <w:pPr>
+              <w:spacing w:after="24"/>
+            </w:pPr>
+            <w:r>
+              <w:rPr>
+                <w:rFonts w:ascii="Consolas" w:cs="Consolas" w:eastAsia="Consolas" w:hAnsi="Consolas"/>
+                <w:sz w:val="19"/>
+                <w:szCs w:val="19"/>
+              </w:rPr>
+              <w:t xml:space="preserve"> - PLUS de nouvelle fonctionnalité : seulement</w:t>
+            </w:r>
+          </w:p>
+          <w:p>
+            <w:pPr>
+              <w:spacing w:after="24"/>
+            </w:pPr>
+            <w:r>
+              <w:rPr>
+                <w:rFonts w:ascii="Consolas" w:cs="Consolas" w:eastAsia="Consolas" w:hAnsi="Consolas"/>
+                <w:sz w:val="19"/>
+                <w:szCs w:val="19"/>
+              </w:rPr>
+              <w:t xml:space="preserve"> stabilisation, correctifs, doc, numéro de version.</w:t>
             </w:r>
           </w:p>
           <w:p>
@@ -1305,20 +1305,20 @@
                 <w:sz w:val="19"/>
                 <w:szCs w:val="19"/>
               </w:rPr>
-              <w:t xml:space="preserve">  - Pipeline complet + tests de la release.</w:t>
-            </w:r>
-          </w:p>
-          <w:p>
-            <w:pPr>
-              <w:spacing w:after="24"/>
-            </w:pPr>
-            <w:r>
-              <w:rPr>
-                <w:rFonts w:ascii="Consolas" w:cs="Consolas" w:eastAsia="Consolas" w:hAnsi="Consolas"/>
-                <w:sz w:val="19"/>
-                <w:szCs w:val="19"/>
-              </w:rPr>
-              <w:t xml:space="preserve">  - Recette / validation métier si requise (banque).</w:t>
+              <w:t xml:space="preserve"> - Pipeline complet + tests de la release.</w:t>
+            </w:r>
+          </w:p>
+          <w:p>
+            <w:pPr>
+              <w:spacing w:after="24"/>
+            </w:pPr>
+            <w:r>
+              <w:rPr>
+                <w:rFonts w:ascii="Consolas" w:cs="Consolas" w:eastAsia="Consolas" w:hAnsi="Consolas"/>
+                <w:sz w:val="19"/>
+                <w:szCs w:val="19"/>
+              </w:rPr>
+              <w:t xml:space="preserve"> - Recette / validation métier si requise (banque).</w:t>
             </w:r>
           </w:p>
           <w:p>
@@ -1357,46 +1357,46 @@
                 <w:sz w:val="19"/>
                 <w:szCs w:val="19"/>
               </w:rPr>
-              <w:t xml:space="preserve">  - Merge dans main + tag de version (ex. 2.4.0).</w:t>
-            </w:r>
-          </w:p>
-          <w:p>
-            <w:pPr>
-              <w:spacing w:after="24"/>
-            </w:pPr>
-            <w:r>
-              <w:rPr>
-                <w:rFonts w:ascii="Consolas" w:cs="Consolas" w:eastAsia="Consolas" w:hAnsi="Consolas"/>
-                <w:sz w:val="19"/>
-                <w:szCs w:val="19"/>
-              </w:rPr>
-              <w:t xml:space="preserve">  - Déploiement depuis main (règle #63).</w:t>
-            </w:r>
-          </w:p>
-          <w:p>
-            <w:pPr>
-              <w:spacing w:after="24"/>
-            </w:pPr>
-            <w:r>
-              <w:rPr>
-                <w:rFonts w:ascii="Consolas" w:cs="Consolas" w:eastAsia="Consolas" w:hAnsi="Consolas"/>
-                <w:sz w:val="19"/>
-                <w:szCs w:val="19"/>
-              </w:rPr>
-              <w:t xml:space="preserve">  - Reporter les correctifs de release dans la base</w:t>
-            </w:r>
-          </w:p>
-          <w:p>
-            <w:pPr>
-              <w:spacing w:after="24"/>
-            </w:pPr>
-            <w:r>
-              <w:rPr>
-                <w:rFonts w:ascii="Consolas" w:cs="Consolas" w:eastAsia="Consolas" w:hAnsi="Consolas"/>
-                <w:sz w:val="19"/>
-                <w:szCs w:val="19"/>
-              </w:rPr>
-              <w:t xml:space="preserve">    d'intégration (develop) pour ne rien perdre.</w:t>
+              <w:t xml:space="preserve"> - Merge dans main + tag de version (ex. 2.4.0).</w:t>
+            </w:r>
+          </w:p>
+          <w:p>
+            <w:pPr>
+              <w:spacing w:after="24"/>
+            </w:pPr>
+            <w:r>
+              <w:rPr>
+                <w:rFonts w:ascii="Consolas" w:cs="Consolas" w:eastAsia="Consolas" w:hAnsi="Consolas"/>
+                <w:sz w:val="19"/>
+                <w:szCs w:val="19"/>
+              </w:rPr>
+              <w:t xml:space="preserve"> - Déploiement depuis main (règle).</w:t>
+            </w:r>
+          </w:p>
+          <w:p>
+            <w:pPr>
+              <w:spacing w:after="24"/>
+            </w:pPr>
+            <w:r>
+              <w:rPr>
+                <w:rFonts w:ascii="Consolas" w:cs="Consolas" w:eastAsia="Consolas" w:hAnsi="Consolas"/>
+                <w:sz w:val="19"/>
+                <w:szCs w:val="19"/>
+              </w:rPr>
+              <w:t xml:space="preserve"> - Reporter les correctifs de release dans la base</w:t>
+            </w:r>
+          </w:p>
+          <w:p>
+            <w:pPr>
+              <w:spacing w:after="24"/>
+            </w:pPr>
+            <w:r>
+              <w:rPr>
+                <w:rFonts w:ascii="Consolas" w:cs="Consolas" w:eastAsia="Consolas" w:hAnsi="Consolas"/>
+                <w:sz w:val="19"/>
+                <w:szCs w:val="19"/>
+              </w:rPr>
+              <w:t xml:space="preserve"> d'intégration (develop) pour ne rien perdre.</w:t>
             </w:r>
           </w:p>
           <w:p>
@@ -1435,7 +1435,7 @@
                 <w:sz w:val="19"/>
                 <w:szCs w:val="19"/>
               </w:rPr>
-              <w:t xml:space="preserve">  - Notes de version, lien version &lt;-&gt; tag &lt;-&gt; déploiement.</w:t>
+              <w:t xml:space="preserve"> - Notes de version, lien version &lt;-&gt; tag &lt;-&gt; déploiement.</w:t>
             </w:r>
           </w:p>
         </w:tc>
@@ -1446,7 +1446,7 @@
         <w:spacing w:after="120"/>
       </w:pPr>
       <w:r>
-        <w:t xml:space="preserve">Note : pour une squad en Feature Branching ou Trunk-Based, la « release » se réduit souvent à taguer un commit de main et le déployer — pas besoin d'une branche dédiée. Le process release lourd n'a de sens que dans un modèle à versions. La squad adapte selon le modèle choisi au #64.</w:t>
+        <w:t xml:space="preserve">Note : pour une squad en Feature Branching ou Trunk-Based, la « release » se réduit souvent à taguer un commit de main et le déployer — pas besoin d'une branche dédiée. Le process release lourd n'a de sens que dans un modèle à versions. La squad adapte selon le modèle choisi au la gouvernance de nos branches.</w:t>
       </w:r>
     </w:p>
     <w:p>
@@ -1546,7 +1546,7 @@
         </w:numPr>
       </w:pPr>
       <w:r>
-        <w:t xml:space="preserve">Les adapter au modèle de branches de la squad (#64) : une squad en Trunk-Based simplifie fortement la release ; une squad en GitFlow garde le report dans develop.</w:t>
+        <w:t xml:space="preserve">Les adapter au modèle de branches de la squad : une squad en Trunk-Based simplifie fortement la release ; une squad en GitFlow garde le report dans develop.</w:t>
       </w:r>
     </w:p>
     <w:p>
